--- a/pr-preview/pr-349/calculus-derivatives.docx
+++ b/pr-preview/pr-349/calculus-derivatives.docx
@@ -15,7 +15,7 @@
         <w:pStyle w:val="Date"/>
       </w:pPr>
       <w:r>
-        <w:t xml:space="preserve">Last modified: 2026-10-17 02:44:23 (PDT)</w:t>
+        <w:t xml:space="preserve">Last modified: 2026-10-17 04:02:11 (PDT)</w:t>
       </w:r>
     </w:p>
     <w:bookmarkStart w:id="202" w:name="sec-derivatives"/>

--- a/pr-preview/pr-349/calculus-derivatives.docx
+++ b/pr-preview/pr-349/calculus-derivatives.docx
@@ -15,10 +15,10 @@
         <w:pStyle w:val="Date"/>
       </w:pPr>
       <w:r>
-        <w:t xml:space="preserve">Last modified: 2026-10-17 04:02:11 (PDT)</w:t>
+        <w:t xml:space="preserve">Last modified: 2026-10-17 05:12:24 (PDT)</w:t>
       </w:r>
     </w:p>
-    <w:bookmarkStart w:id="202" w:name="sec-derivatives"/>
+    <w:bookmarkStart w:id="203" w:name="sec-derivatives"/>
     <w:p>
       <w:pPr>
         <w:pStyle w:val="Heading2"/>
@@ -23600,7 +23600,7 @@
     </w:p>
     <w:bookmarkEnd w:id="108"/>
     <w:bookmarkEnd w:id="109"/>
-    <w:bookmarkStart w:id="119" w:name="sec-function-profile"/>
+    <w:bookmarkStart w:id="120" w:name="sec-function-profile"/>
     <w:p>
       <w:pPr>
         <w:pStyle w:val="Heading3"/>
@@ -23976,7 +23976,7 @@
       </w:r>
     </w:p>
     <w:bookmarkEnd w:id="110"/>
-    <w:bookmarkStart w:id="113" w:name="def-function-profile"/>
+    <w:bookmarkStart w:id="114" w:name="def-function-profile"/>
     <w:p>
       <w:pPr>
         <w:pStyle w:val="BodyText"/>
@@ -24383,7 +24383,24 @@
         <w:t xml:space="preserve"> </w:t>
       </w:r>
       <w:r>
-        <w:t xml:space="preserve">which exists on the range of</w:t>
+        <w:t xml:space="preserve">which exists on the</w:t>
+      </w:r>
+      <w:r>
+        <w:t xml:space="preserve"> </w:t>
+      </w:r>
+      <w:hyperlink r:id="rId112">
+        <w:r>
+          <w:rPr>
+            <w:rStyle w:val="Hyperlink"/>
+          </w:rPr>
+          <w:t xml:space="preserve">image</w:t>
+        </w:r>
+      </w:hyperlink>
+      <w:r>
+        <w:t xml:space="preserve"> </w:t>
+      </w:r>
+      <w:r>
+        <w:t xml:space="preserve">of</w:t>
       </w:r>
       <w:r>
         <w:t xml:space="preserve"> </w:t>
@@ -24715,7 +24732,7 @@
       <w:r>
         <w:t xml:space="preserve">(</w:t>
       </w:r>
-      <w:hyperlink r:id="rId112">
+      <w:hyperlink r:id="rId113">
         <w:r>
           <w:rPr>
             <w:rStyle w:val="Hyperlink"/>
@@ -24927,8 +24944,8 @@
         <w:t xml:space="preserve">.</w:t>
       </w:r>
     </w:p>
-    <w:bookmarkEnd w:id="113"/>
-    <w:bookmarkStart w:id="118" w:name="exm-function-profile-logistic"/>
+    <w:bookmarkEnd w:id="114"/>
+    <w:bookmarkStart w:id="119" w:name="exm-function-profile-logistic"/>
     <w:p>
       <w:pPr>
         <w:pStyle w:val="FirstParagraph"/>
@@ -30588,7 +30605,7 @@
       <w:tr>
         <w:tc>
           <w:tcPr/>
-          <w:bookmarkStart w:id="117" w:name="fig-function-profile-logistic"/>
+          <w:bookmarkStart w:id="118" w:name="fig-function-profile-logistic"/>
           <w:p>
             <w:pPr>
               <w:pStyle w:val="Compact"/>
@@ -30599,18 +30616,18 @@
                 <wp:inline>
                   <wp:extent cx="4620126" cy="3696101"/>
                   <wp:effectExtent b="0" l="0" r="0" t="0"/>
-                  <wp:docPr descr="" title="" id="115" name="Picture"/>
+                  <wp:docPr descr="" title="" id="116" name="Picture"/>
                   <a:graphic>
                     <a:graphicData uri="http://schemas.openxmlformats.org/drawingml/2006/picture">
                       <pic:pic>
                         <pic:nvPicPr>
-                          <pic:cNvPr descr="calculus-derivatives_files/figure-docx/fig-function-profile-logistic-1.png" id="116" name="Picture"/>
+                          <pic:cNvPr descr="calculus-derivatives_files/figure-docx/fig-function-profile-logistic-1.png" id="117" name="Picture"/>
                           <pic:cNvPicPr>
                             <a:picLocks noChangeArrowheads="1" noChangeAspect="1"/>
                           </pic:cNvPicPr>
                         </pic:nvPicPr>
                         <pic:blipFill>
-                          <a:blip r:embed="rId114"/>
+                          <a:blip r:embed="rId115"/>
                           <a:stretch>
                             <a:fillRect/>
                           </a:stretch>
@@ -30650,13 +30667,13 @@
               <w:t xml:space="preserve">Figure 1: The logistic function, its derivative and its logarithm</w:t>
             </w:r>
           </w:p>
-          <w:bookmarkEnd w:id="117"/>
+          <w:bookmarkEnd w:id="118"/>
         </w:tc>
       </w:tr>
     </w:tbl>
-    <w:bookmarkEnd w:id="118"/>
     <w:bookmarkEnd w:id="119"/>
-    <w:bookmarkStart w:id="124" w:name="sec-tangent-lines"/>
+    <w:bookmarkEnd w:id="120"/>
+    <w:bookmarkStart w:id="125" w:name="sec-tangent-lines"/>
     <w:p>
       <w:pPr>
         <w:pStyle w:val="Heading3"/>
@@ -30665,7 +30682,7 @@
         <w:t xml:space="preserve">1.4 Tangent lines</w:t>
       </w:r>
     </w:p>
-    <w:bookmarkStart w:id="122" w:name="def-tangent-line"/>
+    <w:bookmarkStart w:id="123" w:name="def-tangent-line"/>
     <w:p>
       <w:pPr>
         <w:pStyle w:val="FirstParagraph"/>
@@ -30747,7 +30764,7 @@
       <w:r>
         <w:t xml:space="preserve"> </w:t>
       </w:r>
-      <w:hyperlink r:id="rId120">
+      <w:hyperlink r:id="rId121">
         <w:r>
           <w:rPr>
             <w:rStyle w:val="Hyperlink"/>
@@ -30792,7 +30809,7 @@
       <w:r>
         <w:t xml:space="preserve"> </w:t>
       </w:r>
-      <w:hyperlink r:id="rId121">
+      <w:hyperlink r:id="rId122">
         <w:r>
           <w:rPr>
             <w:rStyle w:val="Hyperlink"/>
@@ -31104,8 +31121,8 @@
         <w:t xml:space="preserve">.</w:t>
       </w:r>
     </w:p>
-    <w:bookmarkEnd w:id="122"/>
-    <w:bookmarkStart w:id="123" w:name="exm-tangent-line"/>
+    <w:bookmarkEnd w:id="123"/>
+    <w:bookmarkStart w:id="124" w:name="exm-tangent-line"/>
     <w:p>
       <w:pPr>
         <w:pStyle w:val="BodyText"/>
@@ -31769,9 +31786,9 @@
         <w:t xml:space="preserve">.</w:t>
       </w:r>
     </w:p>
-    <w:bookmarkEnd w:id="123"/>
     <w:bookmarkEnd w:id="124"/>
-    <w:bookmarkStart w:id="133" w:name="sec-linear-approximation"/>
+    <w:bookmarkEnd w:id="125"/>
+    <w:bookmarkStart w:id="134" w:name="sec-linear-approximation"/>
     <w:p>
       <w:pPr>
         <w:pStyle w:val="Heading3"/>
@@ -31817,7 +31834,7 @@
       <w:pPr>
         <w:pStyle w:val="BodyText"/>
       </w:pPr>
-      <w:bookmarkStart w:id="125" w:name="eq-linear-approx"/>
+      <w:bookmarkStart w:id="126" w:name="eq-linear-approx"/>
       <m:oMathPara>
         <m:oMathParaPr>
           <m:jc m:val="center"/>
@@ -31942,9 +31959,9 @@
           </m:r>
         </m:oMath>
       </m:oMathPara>
-      <w:bookmarkEnd w:id="125"/>
+      <w:bookmarkEnd w:id="126"/>
     </w:p>
-    <w:bookmarkStart w:id="126" w:name="def-linear-approximation"/>
+    <w:bookmarkStart w:id="127" w:name="def-linear-approximation"/>
     <w:p>
       <w:pPr>
         <w:pStyle w:val="FirstParagraph"/>
@@ -32314,8 +32331,8 @@
         <w:t xml:space="preserve">illustrates this approximation interactively for a quadratic function.</w:t>
       </w:r>
     </w:p>
-    <w:bookmarkEnd w:id="126"/>
-    <w:bookmarkStart w:id="129" w:name="rem-linear-approx-affine"/>
+    <w:bookmarkEnd w:id="127"/>
+    <w:bookmarkStart w:id="130" w:name="rem-linear-approx-affine"/>
     <w:p>
       <w:pPr>
         <w:pStyle w:val="BodyText"/>
@@ -32395,7 +32412,7 @@
       <w:r>
         <w:t xml:space="preserve"> </w:t>
       </w:r>
-      <w:hyperlink r:id="rId121">
+      <w:hyperlink r:id="rId122">
         <w:r>
           <w:rPr>
             <w:rStyle w:val="Hyperlink"/>
@@ -32508,7 +32525,7 @@
       <w:r>
         <w:t xml:space="preserve"> </w:t>
       </w:r>
-      <w:hyperlink r:id="rId127">
+      <w:hyperlink r:id="rId128">
         <w:r>
           <w:rPr>
             <w:rStyle w:val="Hyperlink"/>
@@ -32607,7 +32624,7 @@
       <w:r>
         <w:t xml:space="preserve">(</w:t>
       </w:r>
-      <w:hyperlink r:id="rId128">
+      <w:hyperlink r:id="rId129">
         <w:r>
           <w:rPr>
             <w:rStyle w:val="Hyperlink"/>
@@ -32634,7 +32651,7 @@
         <w:t xml:space="preserve">as an affine function for functions of several variables as well.</w:t>
       </w:r>
     </w:p>
-    <w:bookmarkEnd w:id="129"/>
+    <w:bookmarkEnd w:id="130"/>
     <w:tbl>
       <w:tblPr>
         <w:tblStyle w:val="Table"/>
@@ -32648,7 +32665,7 @@
       <w:tr>
         <w:tc>
           <w:tcPr/>
-          <w:bookmarkStart w:id="130" w:name="fig-linear-approx"/>
+          <w:bookmarkStart w:id="131" w:name="fig-linear-approx"/>
           <w:p>
             <w:pPr>
               <w:jc w:val="center"/>
@@ -32781,11 +32798,11 @@
               <w:t xml:space="preserve">.</w:t>
             </w:r>
           </w:p>
-          <w:bookmarkEnd w:id="130"/>
+          <w:bookmarkEnd w:id="131"/>
         </w:tc>
       </w:tr>
     </w:tbl>
-    <w:bookmarkStart w:id="131" w:name="exr-miller-deriv-tangent-line-approx"/>
+    <w:bookmarkStart w:id="132" w:name="exr-miller-deriv-tangent-line-approx"/>
     <w:p>
       <w:pPr>
         <w:pStyle w:val="BodyText"/>
@@ -33070,8 +33087,8 @@
         <w:t xml:space="preserve">, and compare that approximation with the exact value.</w:t>
       </w:r>
     </w:p>
-    <w:bookmarkEnd w:id="131"/>
-    <w:bookmarkStart w:id="132" w:name="sol-miller-deriv-tangent-line-approx"/>
+    <w:bookmarkEnd w:id="132"/>
+    <w:bookmarkStart w:id="133" w:name="sol-miller-deriv-tangent-line-approx"/>
     <w:p>
       <w:pPr>
         <w:pStyle w:val="FirstParagraph"/>
@@ -34429,9 +34446,9 @@
         <w:t xml:space="preserve">.</w:t>
       </w:r>
     </w:p>
-    <w:bookmarkEnd w:id="132"/>
     <w:bookmarkEnd w:id="133"/>
-    <w:bookmarkStart w:id="149" w:name="sec-critical-points"/>
+    <w:bookmarkEnd w:id="134"/>
+    <w:bookmarkStart w:id="150" w:name="sec-critical-points"/>
     <w:p>
       <w:pPr>
         <w:pStyle w:val="Heading3"/>
@@ -34440,7 +34457,7 @@
         <w:t xml:space="preserve">1.6 Critical points and optimization</w:t>
       </w:r>
     </w:p>
-    <w:bookmarkStart w:id="134" w:name="def-flat-point"/>
+    <w:bookmarkStart w:id="135" w:name="def-flat-point"/>
     <w:p>
       <w:pPr>
         <w:pStyle w:val="FirstParagraph"/>
@@ -34608,8 +34625,8 @@
         <w:t xml:space="preserve">).</w:t>
       </w:r>
     </w:p>
-    <w:bookmarkEnd w:id="134"/>
-    <w:bookmarkStart w:id="137" w:name="exm-flat-point"/>
+    <w:bookmarkEnd w:id="135"/>
+    <w:bookmarkStart w:id="138" w:name="exm-flat-point"/>
     <w:p>
       <w:pPr>
         <w:pStyle w:val="BodyText"/>
@@ -34834,7 +34851,7 @@
       <w:r>
         <w:t xml:space="preserve"> </w:t>
       </w:r>
-      <w:hyperlink r:id="rId135">
+      <w:hyperlink r:id="rId136">
         <w:r>
           <w:rPr>
             <w:rStyle w:val="Hyperlink"/>
@@ -34851,7 +34868,7 @@
       <w:r>
         <w:t xml:space="preserve"> </w:t>
       </w:r>
-      <w:hyperlink r:id="rId136">
+      <w:hyperlink r:id="rId137">
         <w:r>
           <w:rPr>
             <w:rStyle w:val="Hyperlink"/>
@@ -35133,8 +35150,8 @@
         <w:t xml:space="preserve">is not a flat point.</w:t>
       </w:r>
     </w:p>
-    <w:bookmarkEnd w:id="137"/>
-    <w:bookmarkStart w:id="138" w:name="exr-flat-point"/>
+    <w:bookmarkEnd w:id="138"/>
+    <w:bookmarkStart w:id="139" w:name="exr-flat-point"/>
     <w:p>
       <w:pPr>
         <w:pStyle w:val="FirstParagraph"/>
@@ -35309,7 +35326,7 @@
       <w:r>
         <w:t xml:space="preserve"> </w:t>
       </w:r>
-      <w:hyperlink r:id="rId135">
+      <w:hyperlink r:id="rId136">
         <w:r>
           <w:rPr>
             <w:rStyle w:val="Hyperlink"/>
@@ -35326,7 +35343,7 @@
       <w:r>
         <w:t xml:space="preserve"> </w:t>
       </w:r>
-      <w:hyperlink r:id="rId136">
+      <w:hyperlink r:id="rId137">
         <w:r>
           <w:rPr>
             <w:rStyle w:val="Hyperlink"/>
@@ -35427,8 +35444,8 @@
         <w:t xml:space="preserve">, and compare that prediction with the exact value.</w:t>
       </w:r>
     </w:p>
-    <w:bookmarkEnd w:id="138"/>
-    <w:bookmarkStart w:id="140" w:name="sol-flat-point"/>
+    <w:bookmarkEnd w:id="139"/>
+    <w:bookmarkStart w:id="141" w:name="sol-flat-point"/>
     <w:p>
       <w:pPr>
         <w:pStyle w:val="FirstParagraph"/>
@@ -36630,7 +36647,7 @@
       <w:r>
         <w:t xml:space="preserve"> </w:t>
       </w:r>
-      <w:hyperlink r:id="rId139">
+      <w:hyperlink r:id="rId140">
         <w:r>
           <w:rPr>
             <w:rStyle w:val="Hyperlink"/>
@@ -36660,8 +36677,8 @@
         <w:t xml:space="preserve">and the recommendation is trustworthy only as far as the step is small.</w:t>
       </w:r>
     </w:p>
-    <w:bookmarkEnd w:id="140"/>
-    <w:bookmarkStart w:id="141" w:name="def-critical-point"/>
+    <w:bookmarkEnd w:id="141"/>
+    <w:bookmarkStart w:id="142" w:name="def-critical-point"/>
     <w:p>
       <w:pPr>
         <w:pStyle w:val="BodyText"/>
@@ -36861,8 +36878,8 @@
         <w:t xml:space="preserve">).</w:t>
       </w:r>
     </w:p>
-    <w:bookmarkEnd w:id="141"/>
-    <w:bookmarkStart w:id="142" w:name="exm-critical-point"/>
+    <w:bookmarkEnd w:id="142"/>
+    <w:bookmarkStart w:id="143" w:name="exm-critical-point"/>
     <w:p>
       <w:pPr>
         <w:pStyle w:val="BodyText"/>
@@ -37563,8 +37580,8 @@
         <w:t xml:space="preserve">is not one.</w:t>
       </w:r>
     </w:p>
-    <w:bookmarkEnd w:id="142"/>
-    <w:bookmarkStart w:id="143" w:name="thm-flat-point-critical"/>
+    <w:bookmarkEnd w:id="143"/>
+    <w:bookmarkStart w:id="144" w:name="thm-flat-point-critical"/>
     <w:p>
       <w:pPr>
         <w:pStyle w:val="FirstParagraph"/>
@@ -37661,7 +37678,7 @@
         <w:t xml:space="preserve">).</w:t>
       </w:r>
     </w:p>
-    <w:bookmarkEnd w:id="143"/>
+    <w:bookmarkEnd w:id="144"/>
     <w:p>
       <w:pPr>
         <w:pStyle w:val="BodyText"/>
@@ -37865,7 +37882,7 @@
         <w:t xml:space="preserve">is a critical point.</w:t>
       </w:r>
     </w:p>
-    <w:bookmarkStart w:id="144" w:name="exm-flat-point-critical"/>
+    <w:bookmarkStart w:id="145" w:name="exm-flat-point-critical"/>
     <w:p>
       <w:pPr>
         <w:pStyle w:val="BodyText"/>
@@ -38951,8 +38968,8 @@
         <w:t xml:space="preserve">), but not a flat point.</w:t>
       </w:r>
     </w:p>
-    <w:bookmarkEnd w:id="144"/>
-    <w:bookmarkStart w:id="145" w:name="exr-miller-deriv-opt-gamma-kernel"/>
+    <w:bookmarkEnd w:id="145"/>
+    <w:bookmarkStart w:id="146" w:name="exr-miller-deriv-opt-gamma-kernel"/>
     <w:p>
       <w:pPr>
         <w:pStyle w:val="BodyText"/>
@@ -39097,8 +39114,8 @@
         <w:t xml:space="preserve">.</w:t>
       </w:r>
     </w:p>
-    <w:bookmarkEnd w:id="145"/>
-    <w:bookmarkStart w:id="146" w:name="sol-miller-deriv-opt-gamma-kernel"/>
+    <w:bookmarkEnd w:id="146"/>
+    <w:bookmarkStart w:id="147" w:name="sol-miller-deriv-opt-gamma-kernel"/>
     <w:p>
       <w:pPr>
         <w:pStyle w:val="BodyText"/>
@@ -39982,8 +39999,8 @@
         <w:t xml:space="preserve">.</w:t>
       </w:r>
     </w:p>
-    <w:bookmarkEnd w:id="146"/>
-    <w:bookmarkStart w:id="147" w:name="X2af8583915c3d6755df2ace9fe2e1b48908f679"/>
+    <w:bookmarkEnd w:id="147"/>
+    <w:bookmarkStart w:id="148" w:name="X2af8583915c3d6755df2ace9fe2e1b48908f679"/>
     <w:p>
       <w:pPr>
         <w:pStyle w:val="BodyText"/>
@@ -40099,8 +40116,8 @@
         <w:t xml:space="preserve">and decide whether each is a local maximum, a local minimum, or an inflection point.</w:t>
       </w:r>
     </w:p>
-    <w:bookmarkEnd w:id="147"/>
-    <w:bookmarkStart w:id="148" w:name="X9a58de6c6ab4baf2df3e3111c406b3abe7c25e0"/>
+    <w:bookmarkEnd w:id="148"/>
+    <w:bookmarkStart w:id="149" w:name="X9a58de6c6ab4baf2df3e3111c406b3abe7c25e0"/>
     <w:p>
       <w:pPr>
         <w:pStyle w:val="BodyText"/>
@@ -40877,9 +40894,9 @@
         <w:t xml:space="preserve">is non-zero at both critical points, neither is an inflection point.</w:t>
       </w:r>
     </w:p>
-    <w:bookmarkEnd w:id="148"/>
     <w:bookmarkEnd w:id="149"/>
-    <w:bookmarkStart w:id="201" w:name="sec-taylor-series"/>
+    <w:bookmarkEnd w:id="150"/>
+    <w:bookmarkStart w:id="202" w:name="sec-taylor-series"/>
     <w:p>
       <w:pPr>
         <w:pStyle w:val="Heading3"/>
@@ -40888,7 +40905,7 @@
         <w:t xml:space="preserve">1.7 Taylor series</w:t>
       </w:r>
     </w:p>
-    <w:bookmarkStart w:id="151" w:name="def-taylor-polynomial"/>
+    <w:bookmarkStart w:id="152" w:name="def-taylor-polynomial"/>
     <w:p>
       <w:pPr>
         <w:pStyle w:val="FirstParagraph"/>
@@ -41032,7 +41049,7 @@
       <w:pPr>
         <w:pStyle w:val="BodyText"/>
       </w:pPr>
-      <w:bookmarkStart w:id="150" w:name="eq-taylor-poly-def"/>
+      <w:bookmarkStart w:id="151" w:name="eq-taylor-poly-def"/>
       <m:oMathPara>
         <m:oMathParaPr>
           <m:jc m:val="center"/>
@@ -41582,10 +41599,10 @@
           </m:r>
         </m:oMath>
       </m:oMathPara>
-      <w:bookmarkEnd w:id="150"/>
+      <w:bookmarkEnd w:id="151"/>
     </w:p>
-    <w:bookmarkEnd w:id="151"/>
-    <w:bookmarkStart w:id="152" w:name="exm-taylor-polynomial-exponential"/>
+    <w:bookmarkEnd w:id="152"/>
+    <w:bookmarkStart w:id="153" w:name="exm-taylor-polynomial-exponential"/>
     <w:p>
       <w:pPr>
         <w:pStyle w:val="FirstParagraph"/>
@@ -42230,8 +42247,8 @@
         </m:oMath>
       </m:oMathPara>
     </w:p>
-    <w:bookmarkEnd w:id="152"/>
-    <w:bookmarkStart w:id="153" w:name="def-maclaurin-polynomial"/>
+    <w:bookmarkEnd w:id="153"/>
+    <w:bookmarkStart w:id="154" w:name="def-maclaurin-polynomial"/>
     <w:p>
       <w:pPr>
         <w:pStyle w:val="FirstParagraph"/>
@@ -42341,8 +42358,8 @@
         <w:t xml:space="preserve">.</w:t>
       </w:r>
     </w:p>
-    <w:bookmarkEnd w:id="153"/>
-    <w:bookmarkStart w:id="154" w:name="def-taylor-series"/>
+    <w:bookmarkEnd w:id="154"/>
+    <w:bookmarkStart w:id="155" w:name="def-taylor-series"/>
     <w:p>
       <w:pPr>
         <w:pStyle w:val="BodyText"/>
@@ -42682,7 +42699,7 @@
         <w:t xml:space="preserve">.</w:t>
       </w:r>
     </w:p>
-    <w:bookmarkEnd w:id="154"/>
+    <w:bookmarkEnd w:id="155"/>
     <w:tbl>
       <w:tblPr>
         <w:tblStyle w:val="Table"/>
@@ -42724,12 +42741,12 @@
                 <wp:inline>
                   <wp:extent cx="152400" cy="152400"/>
                   <wp:effectExtent b="0" l="0" r="0" t="0"/>
-                  <wp:docPr descr="" title="" id="155" name="Picture"/>
+                  <wp:docPr descr="" title="" id="156" name="Picture"/>
                   <a:graphic>
                     <a:graphicData uri="http://schemas.openxmlformats.org/drawingml/2006/picture">
                       <pic:pic>
                         <pic:nvPicPr>
-                          <pic:cNvPr descr="/opt/quarto/share/formats/docx/tip.png" id="156" name="Picture"/>
+                          <pic:cNvPr descr="/opt/quarto/share/formats/docx/tip.png" id="157" name="Picture"/>
                           <pic:cNvPicPr>
                             <a:picLocks noChangeArrowheads="1" noChangeAspect="1"/>
                           </pic:cNvPicPr>
@@ -42797,7 +42814,7 @@
             <w:r>
               <w:t xml:space="preserve"> </w:t>
             </w:r>
-            <w:hyperlink r:id="rId157">
+            <w:hyperlink r:id="rId158">
               <w:r>
                 <w:rPr>
                   <w:rStyle w:val="Hyperlink"/>
@@ -42828,7 +42845,7 @@
                 <w:numId w:val="1020"/>
               </w:numPr>
             </w:pPr>
-            <w:hyperlink r:id="rId158">
+            <w:hyperlink r:id="rId159">
               <w:r>
                 <w:rPr>
                   <w:rStyle w:val="Hyperlink"/>
@@ -42858,7 +42875,7 @@
         </w:tc>
       </w:tr>
     </w:tbl>
-    <w:bookmarkStart w:id="159" w:name="exr-miller-taylor-poly-zero"/>
+    <w:bookmarkStart w:id="160" w:name="exr-miller-taylor-poly-zero"/>
     <w:p>
       <w:pPr>
         <w:pStyle w:val="FirstParagraph"/>
@@ -43006,8 +43023,8 @@
         <w:t xml:space="preserve">.</w:t>
       </w:r>
     </w:p>
-    <w:bookmarkEnd w:id="159"/>
-    <w:bookmarkStart w:id="160" w:name="sol-miller-taylor-poly-zero"/>
+    <w:bookmarkEnd w:id="160"/>
+    <w:bookmarkStart w:id="161" w:name="sol-miller-taylor-poly-zero"/>
     <w:p>
       <w:pPr>
         <w:pStyle w:val="BodyText"/>
@@ -43961,8 +43978,8 @@
         <w:t xml:space="preserve">, its Taylor polynomial of degree 4 simply collects its terms of degree at most 4.</w:t>
       </w:r>
     </w:p>
-    <w:bookmarkEnd w:id="160"/>
-    <w:bookmarkStart w:id="161" w:name="exr-miller-taylor-poly-nonzero"/>
+    <w:bookmarkEnd w:id="161"/>
+    <w:bookmarkStart w:id="162" w:name="exr-miller-taylor-poly-nonzero"/>
     <w:p>
       <w:pPr>
         <w:pStyle w:val="BodyText"/>
@@ -44110,8 +44127,8 @@
         <w:t xml:space="preserve">.</w:t>
       </w:r>
     </w:p>
-    <w:bookmarkEnd w:id="161"/>
-    <w:bookmarkStart w:id="162" w:name="sol-miller-taylor-poly-nonzero"/>
+    <w:bookmarkEnd w:id="162"/>
+    <w:bookmarkStart w:id="163" w:name="sol-miller-taylor-poly-nonzero"/>
     <w:p>
       <w:pPr>
         <w:pStyle w:val="BodyText"/>
@@ -44813,8 +44830,8 @@
         </m:oMath>
       </m:oMathPara>
     </w:p>
-    <w:bookmarkEnd w:id="162"/>
-    <w:bookmarkStart w:id="163" w:name="exm-taylor-polynomial-cosine"/>
+    <w:bookmarkEnd w:id="163"/>
+    <w:bookmarkStart w:id="164" w:name="exm-taylor-polynomial-cosine"/>
     <w:p>
       <w:pPr>
         <w:pStyle w:val="FirstParagraph"/>
@@ -45743,8 +45760,8 @@
         </m:oMath>
       </m:oMathPara>
     </w:p>
-    <w:bookmarkEnd w:id="163"/>
-    <w:bookmarkStart w:id="164" w:name="exm-taylor-polynomial-sine"/>
+    <w:bookmarkEnd w:id="164"/>
+    <w:bookmarkStart w:id="165" w:name="exm-taylor-polynomial-sine"/>
     <w:p>
       <w:pPr>
         <w:pStyle w:val="FirstParagraph"/>
@@ -46349,8 +46366,8 @@
         </m:oMath>
       </m:oMathPara>
     </w:p>
-    <w:bookmarkEnd w:id="164"/>
-    <w:bookmarkStart w:id="165" w:name="exr-miller-taylor-cos-scaled"/>
+    <w:bookmarkEnd w:id="165"/>
+    <w:bookmarkStart w:id="166" w:name="exr-miller-taylor-cos-scaled"/>
     <w:p>
       <w:pPr>
         <w:pStyle w:val="FirstParagraph"/>
@@ -46483,8 +46500,8 @@
         <w:t xml:space="preserve">.</w:t>
       </w:r>
     </w:p>
-    <w:bookmarkEnd w:id="165"/>
-    <w:bookmarkStart w:id="166" w:name="sol-miller-taylor-cos-scaled"/>
+    <w:bookmarkEnd w:id="166"/>
+    <w:bookmarkStart w:id="167" w:name="sol-miller-taylor-cos-scaled"/>
     <w:p>
       <w:pPr>
         <w:pStyle w:val="BodyText"/>
@@ -46924,8 +46941,8 @@
         <w:t xml:space="preserve">Substituting into known Taylor expansions avoids computing high-order derivatives by hand.</w:t>
       </w:r>
     </w:p>
-    <w:bookmarkEnd w:id="166"/>
-    <w:bookmarkStart w:id="167" w:name="exr-miller-taylor-cos-cubed"/>
+    <w:bookmarkEnd w:id="167"/>
+    <w:bookmarkStart w:id="168" w:name="exr-miller-taylor-cos-cubed"/>
     <w:p>
       <w:pPr>
         <w:pStyle w:val="BodyText"/>
@@ -47067,8 +47084,8 @@
         <w:t xml:space="preserve">.</w:t>
       </w:r>
     </w:p>
-    <w:bookmarkEnd w:id="167"/>
-    <w:bookmarkStart w:id="168" w:name="sol-miller-taylor-cos-cubed"/>
+    <w:bookmarkEnd w:id="168"/>
+    <w:bookmarkStart w:id="169" w:name="sol-miller-taylor-cos-cubed"/>
     <w:p>
       <w:pPr>
         <w:pStyle w:val="BodyText"/>
@@ -47991,8 +48008,8 @@
         </m:oMath>
       </m:oMathPara>
     </w:p>
-    <w:bookmarkEnd w:id="168"/>
-    <w:bookmarkStart w:id="169" w:name="exr-miller-taylor-exp-base"/>
+    <w:bookmarkEnd w:id="169"/>
+    <w:bookmarkStart w:id="170" w:name="exr-miller-taylor-exp-base"/>
     <w:p>
       <w:pPr>
         <w:pStyle w:val="FirstParagraph"/>
@@ -48113,8 +48130,8 @@
         <w:t xml:space="preserve">.</w:t>
       </w:r>
     </w:p>
-    <w:bookmarkEnd w:id="169"/>
-    <w:bookmarkStart w:id="170" w:name="sol-miller-taylor-exp-base"/>
+    <w:bookmarkEnd w:id="170"/>
+    <w:bookmarkStart w:id="171" w:name="sol-miller-taylor-exp-base"/>
     <w:p>
       <w:pPr>
         <w:pStyle w:val="BodyText"/>
@@ -48637,8 +48654,8 @@
         </m:oMath>
       </m:oMathPara>
     </w:p>
-    <w:bookmarkEnd w:id="170"/>
-    <w:bookmarkStart w:id="171" w:name="exr-miller-taylor-exp-power"/>
+    <w:bookmarkEnd w:id="171"/>
+    <w:bookmarkStart w:id="172" w:name="exr-miller-taylor-exp-power"/>
     <w:p>
       <w:pPr>
         <w:pStyle w:val="FirstParagraph"/>
@@ -48781,8 +48798,8 @@
         <w:t xml:space="preserve">.</w:t>
       </w:r>
     </w:p>
-    <w:bookmarkEnd w:id="171"/>
-    <w:bookmarkStart w:id="172" w:name="sol-miller-taylor-exp-power"/>
+    <w:bookmarkEnd w:id="172"/>
+    <w:bookmarkStart w:id="173" w:name="sol-miller-taylor-exp-power"/>
     <w:p>
       <w:pPr>
         <w:pStyle w:val="BodyText"/>
@@ -49322,8 +49339,8 @@
         </m:oMath>
       </m:oMathPara>
     </w:p>
-    <w:bookmarkEnd w:id="172"/>
-    <w:bookmarkStart w:id="173" w:name="exr-miller-taylor-normal-density"/>
+    <w:bookmarkEnd w:id="173"/>
+    <w:bookmarkStart w:id="174" w:name="exr-miller-taylor-normal-density"/>
     <w:p>
       <w:pPr>
         <w:pStyle w:val="FirstParagraph"/>
@@ -49510,8 +49527,8 @@
         <w:t xml:space="preserve">.</w:t>
       </w:r>
     </w:p>
-    <w:bookmarkEnd w:id="173"/>
-    <w:bookmarkStart w:id="174" w:name="sol-miller-taylor-normal-density"/>
+    <w:bookmarkEnd w:id="174"/>
+    <w:bookmarkStart w:id="175" w:name="sol-miller-taylor-normal-density"/>
     <w:p>
       <w:pPr>
         <w:pStyle w:val="BodyText"/>
@@ -50085,8 +50102,8 @@
         </m:oMath>
       </m:oMathPara>
     </w:p>
-    <w:bookmarkEnd w:id="174"/>
-    <w:bookmarkStart w:id="175" w:name="thm-taylor-normal-density"/>
+    <w:bookmarkEnd w:id="175"/>
+    <w:bookmarkStart w:id="176" w:name="thm-taylor-normal-density"/>
     <w:p>
       <w:pPr>
         <w:pStyle w:val="FirstParagraph"/>
@@ -50344,7 +50361,7 @@
         </m:oMath>
       </m:oMathPara>
     </w:p>
-    <w:bookmarkEnd w:id="175"/>
+    <w:bookmarkEnd w:id="176"/>
     <w:p>
       <w:pPr>
         <w:pStyle w:val="FirstParagraph"/>
@@ -50391,7 +50408,7 @@
         <w:t xml:space="preserve">.</w:t>
       </w:r>
     </w:p>
-    <w:bookmarkStart w:id="176" w:name="exr-miller-taylor-sqrt"/>
+    <w:bookmarkStart w:id="177" w:name="exr-miller-taylor-sqrt"/>
     <w:p>
       <w:pPr>
         <w:pStyle w:val="BodyText"/>
@@ -50520,8 +50537,8 @@
         <w:t xml:space="preserve">.</w:t>
       </w:r>
     </w:p>
-    <w:bookmarkEnd w:id="176"/>
-    <w:bookmarkStart w:id="177" w:name="sol-miller-taylor-sqrt"/>
+    <w:bookmarkEnd w:id="177"/>
+    <w:bookmarkStart w:id="178" w:name="sol-miller-taylor-sqrt"/>
     <w:p>
       <w:pPr>
         <w:pStyle w:val="BodyText"/>
@@ -51401,8 +51418,8 @@
         </m:oMath>
       </m:oMathPara>
     </w:p>
-    <w:bookmarkEnd w:id="177"/>
-    <w:bookmarkStart w:id="178" w:name="exr-miller-taylor-cube-root"/>
+    <w:bookmarkEnd w:id="178"/>
+    <w:bookmarkStart w:id="179" w:name="exr-miller-taylor-cube-root"/>
     <w:p>
       <w:pPr>
         <w:pStyle w:val="FirstParagraph"/>
@@ -51562,8 +51579,8 @@
         <w:t xml:space="preserve">.</w:t>
       </w:r>
     </w:p>
-    <w:bookmarkEnd w:id="178"/>
-    <w:bookmarkStart w:id="179" w:name="sol-miller-taylor-cube-root"/>
+    <w:bookmarkEnd w:id="179"/>
+    <w:bookmarkStart w:id="180" w:name="sol-miller-taylor-cube-root"/>
     <w:p>
       <w:pPr>
         <w:pStyle w:val="BodyText"/>
@@ -52875,8 +52892,8 @@
         </m:oMath>
       </m:oMathPara>
     </w:p>
-    <w:bookmarkEnd w:id="179"/>
-    <w:bookmarkStart w:id="180" w:name="exr-miller-taylor-x-log-x"/>
+    <w:bookmarkEnd w:id="180"/>
+    <w:bookmarkStart w:id="181" w:name="exr-miller-taylor-x-log-x"/>
     <w:p>
       <w:pPr>
         <w:pStyle w:val="FirstParagraph"/>
@@ -53025,8 +53042,8 @@
         <w:t xml:space="preserve">.</w:t>
       </w:r>
     </w:p>
-    <w:bookmarkEnd w:id="180"/>
-    <w:bookmarkStart w:id="181" w:name="sol-miller-taylor-x-log-x"/>
+    <w:bookmarkEnd w:id="181"/>
+    <w:bookmarkStart w:id="182" w:name="sol-miller-taylor-x-log-x"/>
     <w:p>
       <w:pPr>
         <w:pStyle w:val="BodyText"/>
@@ -53690,8 +53707,8 @@
         </m:oMath>
       </m:oMathPara>
     </w:p>
-    <w:bookmarkEnd w:id="181"/>
-    <w:bookmarkStart w:id="182" w:name="exr-miller-taylor-log-one-plus-x"/>
+    <w:bookmarkEnd w:id="182"/>
+    <w:bookmarkStart w:id="183" w:name="exr-miller-taylor-log-one-plus-x"/>
     <w:p>
       <w:pPr>
         <w:pStyle w:val="FirstParagraph"/>
@@ -53876,8 +53893,8 @@
         <w:t xml:space="preserve">.</w:t>
       </w:r>
     </w:p>
-    <w:bookmarkEnd w:id="182"/>
-    <w:bookmarkStart w:id="183" w:name="sol-miller-taylor-log-one-plus-x"/>
+    <w:bookmarkEnd w:id="183"/>
+    <w:bookmarkStart w:id="184" w:name="sol-miller-taylor-log-one-plus-x"/>
     <w:p>
       <w:pPr>
         <w:pStyle w:val="BodyText"/>
@@ -54497,8 +54514,8 @@
         </m:oMath>
       </m:oMathPara>
     </w:p>
-    <w:bookmarkEnd w:id="183"/>
-    <w:bookmarkStart w:id="184" w:name="thm-taylor-log-one-plus-x"/>
+    <w:bookmarkEnd w:id="184"/>
+    <w:bookmarkStart w:id="185" w:name="thm-taylor-log-one-plus-x"/>
     <w:p>
       <w:pPr>
         <w:pStyle w:val="FirstParagraph"/>
@@ -54747,7 +54764,7 @@
         </m:oMath>
       </m:oMathPara>
     </w:p>
-    <w:bookmarkEnd w:id="184"/>
+    <w:bookmarkEnd w:id="185"/>
     <w:p>
       <w:pPr>
         <w:pStyle w:val="FirstParagraph"/>
@@ -54794,7 +54811,7 @@
         <w:t xml:space="preserve">.</w:t>
       </w:r>
     </w:p>
-    <w:bookmarkStart w:id="185" w:name="exr-miller-taylor-log-one-minus-x"/>
+    <w:bookmarkStart w:id="186" w:name="exr-miller-taylor-log-one-minus-x"/>
     <w:p>
       <w:pPr>
         <w:pStyle w:val="BodyText"/>
@@ -54979,8 +54996,8 @@
         <w:t xml:space="preserve">.</w:t>
       </w:r>
     </w:p>
-    <w:bookmarkEnd w:id="185"/>
-    <w:bookmarkStart w:id="186" w:name="sol-miller-taylor-log-one-minus-x"/>
+    <w:bookmarkEnd w:id="186"/>
+    <w:bookmarkStart w:id="187" w:name="sol-miller-taylor-log-one-minus-x"/>
     <w:p>
       <w:pPr>
         <w:pStyle w:val="BodyText"/>
@@ -55359,8 +55376,8 @@
         </m:oMath>
       </m:oMathPara>
     </w:p>
-    <w:bookmarkEnd w:id="186"/>
-    <w:bookmarkStart w:id="187" w:name="thm-taylor-log-one-minus-x"/>
+    <w:bookmarkEnd w:id="187"/>
+    <w:bookmarkStart w:id="188" w:name="thm-taylor-log-one-minus-x"/>
     <w:p>
       <w:pPr>
         <w:pStyle w:val="FirstParagraph"/>
@@ -55615,7 +55632,7 @@
         </m:oMath>
       </m:oMathPara>
     </w:p>
-    <w:bookmarkEnd w:id="187"/>
+    <w:bookmarkEnd w:id="188"/>
     <w:p>
       <w:pPr>
         <w:pStyle w:val="FirstParagraph"/>
@@ -55662,7 +55679,7 @@
         <w:t xml:space="preserve">.</w:t>
       </w:r>
     </w:p>
-    <w:bookmarkStart w:id="188" w:name="exr-miller-taylor-log-product-exp"/>
+    <w:bookmarkStart w:id="189" w:name="exr-miller-taylor-log-product-exp"/>
     <w:p>
       <w:pPr>
         <w:pStyle w:val="BodyText"/>
@@ -55895,8 +55912,8 @@
         <w:t xml:space="preserve">.</w:t>
       </w:r>
     </w:p>
-    <w:bookmarkEnd w:id="188"/>
-    <w:bookmarkStart w:id="189" w:name="sol-miller-taylor-log-product-exp"/>
+    <w:bookmarkEnd w:id="189"/>
+    <w:bookmarkStart w:id="190" w:name="sol-miller-taylor-log-product-exp"/>
     <w:p>
       <w:pPr>
         <w:pStyle w:val="BodyText"/>
@@ -56528,8 +56545,8 @@
         </m:oMath>
       </m:oMathPara>
     </w:p>
-    <w:bookmarkEnd w:id="189"/>
-    <w:bookmarkStart w:id="190" w:name="exr-miller-taylor-product-cos-log"/>
+    <w:bookmarkEnd w:id="190"/>
+    <w:bookmarkStart w:id="191" w:name="exr-miller-taylor-product-cos-log"/>
     <w:p>
       <w:pPr>
         <w:pStyle w:val="FirstParagraph"/>
@@ -56689,8 +56706,8 @@
         <w:t xml:space="preserve">.</w:t>
       </w:r>
     </w:p>
-    <w:bookmarkEnd w:id="190"/>
-    <w:bookmarkStart w:id="191" w:name="sol-miller-taylor-product-cos-log"/>
+    <w:bookmarkEnd w:id="191"/>
+    <w:bookmarkStart w:id="192" w:name="sol-miller-taylor-product-cos-log"/>
     <w:p>
       <w:pPr>
         <w:pStyle w:val="BodyText"/>
@@ -57189,8 +57206,8 @@
         </m:oMath>
       </m:oMathPara>
     </w:p>
-    <w:bookmarkEnd w:id="191"/>
-    <w:bookmarkStart w:id="192" w:name="exr-miller-taylor-log-scaled"/>
+    <w:bookmarkEnd w:id="192"/>
+    <w:bookmarkStart w:id="193" w:name="exr-miller-taylor-log-scaled"/>
     <w:p>
       <w:pPr>
         <w:pStyle w:val="FirstParagraph"/>
@@ -57381,8 +57398,8 @@
         <w:t xml:space="preserve">.</w:t>
       </w:r>
     </w:p>
-    <w:bookmarkEnd w:id="192"/>
-    <w:bookmarkStart w:id="193" w:name="sol-miller-taylor-log-scaled"/>
+    <w:bookmarkEnd w:id="193"/>
+    <w:bookmarkStart w:id="194" w:name="sol-miller-taylor-log-scaled"/>
     <w:p>
       <w:pPr>
         <w:pStyle w:val="BodyText"/>
@@ -57699,9 +57716,9 @@
         </m:oMath>
       </m:oMathPara>
     </w:p>
-    <w:bookmarkEnd w:id="193"/>
-    <w:bookmarkStart w:id="200" w:name="refs"/>
-    <w:bookmarkStart w:id="195" w:name="ref-boyd2018vmls"/>
+    <w:bookmarkEnd w:id="194"/>
+    <w:bookmarkStart w:id="201" w:name="refs"/>
+    <w:bookmarkStart w:id="196" w:name="ref-boyd2018vmls"/>
     <w:p>
       <w:pPr>
         <w:pStyle w:val="Bibliography"/>
@@ -57725,7 +57742,7 @@
       <w:r>
         <w:t xml:space="preserve"> </w:t>
       </w:r>
-      <w:hyperlink r:id="rId194">
+      <w:hyperlink r:id="rId195">
         <w:r>
           <w:rPr>
             <w:rStyle w:val="Hyperlink"/>
@@ -57737,8 +57754,8 @@
         <w:t xml:space="preserve">.</w:t>
       </w:r>
     </w:p>
-    <w:bookmarkEnd w:id="195"/>
-    <w:bookmarkStart w:id="197" w:name="ref-larsonCalc11e"/>
+    <w:bookmarkEnd w:id="196"/>
+    <w:bookmarkStart w:id="198" w:name="ref-larsonCalc11e"/>
     <w:p>
       <w:pPr>
         <w:pStyle w:val="Bibliography"/>
@@ -57762,7 +57779,7 @@
       <w:r>
         <w:t xml:space="preserve"> </w:t>
       </w:r>
-      <w:hyperlink r:id="rId196">
+      <w:hyperlink r:id="rId197">
         <w:r>
           <w:rPr>
             <w:rStyle w:val="Hyperlink"/>
@@ -57774,8 +57791,8 @@
         <w:t xml:space="preserve">.</w:t>
       </w:r>
     </w:p>
-    <w:bookmarkEnd w:id="197"/>
-    <w:bookmarkStart w:id="199" w:name="ref-problifesavercalc"/>
+    <w:bookmarkEnd w:id="198"/>
+    <w:bookmarkStart w:id="200" w:name="ref-problifesavercalc"/>
     <w:p>
       <w:pPr>
         <w:pStyle w:val="Bibliography"/>
@@ -57799,7 +57816,7 @@
       <w:r>
         <w:t xml:space="preserve"> </w:t>
       </w:r>
-      <w:hyperlink r:id="rId198">
+      <w:hyperlink r:id="rId199">
         <w:r>
           <w:rPr>
             <w:rStyle w:val="Hyperlink"/>
@@ -57811,10 +57828,10 @@
         <w:t xml:space="preserve">.</w:t>
       </w:r>
     </w:p>
-    <w:bookmarkEnd w:id="199"/>
     <w:bookmarkEnd w:id="200"/>
     <w:bookmarkEnd w:id="201"/>
     <w:bookmarkEnd w:id="202"/>
+    <w:bookmarkEnd w:id="203"/>
     <w:sectPr>
       <w:footnotePr>
         <w:numRestart w:val="eachSect"/>
